--- a/КПП/Том СПС КПП/Технический отчёт о ПНР СПС КПП.docx
+++ b/КПП/Том СПС КПП/Технический отчёт о ПНР СПС КПП.docx
@@ -104,7 +104,7 @@
           <w:i w:val="0"/>
           <w:sz w:val="22"/>
         </w:rPr>
-        <w:t>Дата: 31.10.2026</w:t>
+        <w:t>Дата: 28.10.2026</w:t>
       </w:r>
     </w:p>
     <w:tbl>
@@ -314,7 +314,7 @@
           <w:i/>
           <w:sz w:val="20"/>
         </w:rPr>
-        <w:t>Период пусконаладочных работ: 27.10.2026 — 31.10.2026.</w:t>
+        <w:t>Период пусконаладочных работ: 24.10.2026 — 28.10.2026.</w:t>
       </w:r>
     </w:p>
     <w:p>
@@ -1687,7 +1687,7 @@
           <w:i/>
           <w:sz w:val="20"/>
         </w:rPr>
-        <w:t>Измерение сопротивления изоляции кабельных линий (протокол № ПИ-СПС-КПП от 27.10.2026, приложение 1).</w:t>
+        <w:t>Измерение сопротивления изоляции кабельных линий (протокол № ПИ-СПС-КПП от 24.10.2026, приложение 1).</w:t>
       </w:r>
     </w:p>
     <w:p>
@@ -1733,7 +1733,7 @@
           <w:i/>
           <w:sz w:val="20"/>
         </w:rPr>
-        <w:t>Индивидуальные испытания — непрерывная работа 72 ч с 28.10.2026 по 31.10.2026 (акт № СПС-КПП-И, приложение 2). Проверены: формирование извещений «Пожар», «Неисправность» адресными пожарными извещателями (ручными и дымовыми) и их передача на приборы приёмно-контрольные и управления; контроль исправности адресных линий связи (ДПЛС) и работа изолирующих блоков; запуск СОУЭ: световые оповещатели «Выход», звуковые оповещатели; выдача управляющих сигналов адресными релейными блоками и устройствами коммуникационными; отображение состояния на блоке контроля и индикации; работа от основного и резервного источников питания, автоматический переход на резерв и обратно.</w:t>
+        <w:t>Индивидуальные испытания — непрерывная работа 72 ч с 25.10.2026 по 28.10.2026 (акт № СПС-КПП-И, приложение 2). Проверены: формирование извещений «Пожар», «Неисправность» адресными пожарными извещателями (ручными и дымовыми) и их передача на приборы приёмно-контрольные и управления; контроль исправности адресных линий связи (ДПЛС) и работа изолирующих блоков; запуск СОУЭ: световые оповещатели «Выход», звуковые оповещатели; выдача управляющих сигналов адресными релейными блоками и устройствами коммуникационными; отображение состояния на блоке контроля и индикации; работа от основного и резервного источников питания, автоматический переход на резерв и обратно.</w:t>
       </w:r>
     </w:p>
     <w:p>
@@ -1881,7 +1881,7 @@
           <w:i/>
           <w:sz w:val="20"/>
         </w:rPr>
-        <w:t>Протокол № ПИ-СПС-КПП измерения сопротивления изоляции кабельных линий от 27.10.2026.</w:t>
+        <w:t>Протокол № ПИ-СПС-КПП измерения сопротивления изоляции кабельных линий от 24.10.2026.</w:t>
       </w:r>
     </w:p>
     <w:p>
@@ -1904,7 +1904,7 @@
           <w:i/>
           <w:sz w:val="20"/>
         </w:rPr>
-        <w:t>Акт о проведении индивидуальных испытаний № СПС-КПП-И от 31.10.2026.</w:t>
+        <w:t>Акт о проведении индивидуальных испытаний № СПС-КПП-И от 28.10.2026.</w:t>
       </w:r>
     </w:p>
     <w:p>
